--- a/doc/DOC2.docx
+++ b/doc/DOC2.docx
@@ -1,6 +1,6 @@
 
 <file path=word/document.xml><?xml version="1.0" encoding="utf-8"?>
-<w:document xmlns:wpc="http://schemas.microsoft.com/office/word/2010/wordprocessingCanvas" xmlns:cx="http://schemas.microsoft.com/office/drawing/2014/chartex" xmlns:cx1="http://schemas.microsoft.com/office/drawing/2015/9/8/chartex" xmlns:cx2="http://schemas.microsoft.com/office/drawing/2015/10/21/chartex" xmlns:cx3="http://schemas.microsoft.com/office/drawing/2016/5/9/chartex" xmlns:cx4="http://schemas.microsoft.com/office/drawing/2016/5/10/chartex" xmlns:cx5="http://schemas.microsoft.com/office/drawing/2016/5/11/chartex" xmlns:cx6="http://schemas.microsoft.com/office/drawing/2016/5/12/chartex" xmlns:cx7="http://schemas.microsoft.com/office/drawing/2016/5/13/chartex" xmlns:cx8="http://schemas.microsoft.com/office/drawing/2016/5/14/chartex" xmlns:mc="http://schemas.openxmlformats.org/markup-compatibility/2006" xmlns:aink="http://schemas.microsoft.com/office/drawing/2016/ink" xmlns:am3d="http://schemas.microsoft.com/office/drawing/2017/model3d" xmlns:o="urn:schemas-microsoft-com:office:office" xmlns:oel="http://schemas.microsoft.com/office/2019/extlst" xmlns:r="http://schemas.openxmlformats.org/officeDocument/2006/relationships" xmlns:m="http://schemas.openxmlformats.org/officeDocument/2006/math" xmlns:v="urn:schemas-microsoft-com:vml" xmlns:wp14="http://schemas.microsoft.com/office/word/2010/wordprocessingDrawing" xmlns:wp="http://schemas.openxmlformats.org/drawingml/2006/wordprocessingDrawing" xmlns:w10="urn:schemas-microsoft-com:office:word" xmlns:w="http://schemas.openxmlformats.org/wordprocessingml/2006/main" xmlns:w14="http://schemas.microsoft.com/office/word/2010/wordml" xmlns:w15="http://schemas.microsoft.com/office/word/2012/wordml" xmlns:w16cex="http://schemas.microsoft.com/office/word/2018/wordml/cex" xmlns:w16cid="http://schemas.microsoft.com/office/word/2016/wordml/cid" xmlns:w16="http://schemas.microsoft.com/office/word/2018/wordml" xmlns:w16du="http://schemas.microsoft.com/office/word/2023/wordml/word16du" xmlns:w16sdtdh="http://schemas.microsoft.com/office/word/2020/wordml/sdtdatahash" xmlns:w16sdtfl="http://schemas.microsoft.com/office/word/2024/wordml/sdtformatlock" xmlns:w16se="http://schemas.microsoft.com/office/word/2015/wordml/symex" xmlns:wpg="http://schemas.microsoft.com/office/word/2010/wordprocessingGroup" xmlns:wpi="http://schemas.microsoft.com/office/word/2010/wordprocessingInk" xmlns:wne="http://schemas.microsoft.com/office/word/2006/wordml" xmlns:wps="http://schemas.microsoft.com/office/word/2010/wordprocessingShape" mc:Ignorable="w14 w15 w16se w16cid w16 w16cex w16sdtdh w16sdtfl w16du wp14">
+<w:document xmlns:wpc="http://schemas.microsoft.com/office/word/2010/wordprocessingCanvas" xmlns:cx="http://schemas.microsoft.com/office/drawing/2014/chartex" xmlns:cx1="http://schemas.microsoft.com/office/drawing/2015/9/8/chartex" xmlns:mc="http://schemas.openxmlformats.org/markup-compatibility/2006" xmlns:o="urn:schemas-microsoft-com:office:office" xmlns:r="http://schemas.openxmlformats.org/officeDocument/2006/relationships" xmlns:m="http://schemas.openxmlformats.org/officeDocument/2006/math" xmlns:v="urn:schemas-microsoft-com:vml" xmlns:wp14="http://schemas.microsoft.com/office/word/2010/wordprocessingDrawing" xmlns:wp="http://schemas.openxmlformats.org/drawingml/2006/wordprocessingDrawing" xmlns:w10="urn:schemas-microsoft-com:office:word" xmlns:w="http://schemas.openxmlformats.org/wordprocessingml/2006/main" xmlns:w14="http://schemas.microsoft.com/office/word/2010/wordml" xmlns:w15="http://schemas.microsoft.com/office/word/2012/wordml" xmlns:w16se="http://schemas.microsoft.com/office/word/2015/wordml/symex" xmlns:wpg="http://schemas.microsoft.com/office/word/2010/wordprocessingGroup" xmlns:wpi="http://schemas.microsoft.com/office/word/2010/wordprocessingInk" xmlns:wne="http://schemas.microsoft.com/office/word/2006/wordml" xmlns:wps="http://schemas.microsoft.com/office/word/2010/wordprocessingShape" mc:Ignorable="w14 w15 w16se wp14">
   <w:body>
     <w:p>
       <w:r>
@@ -46,7 +46,7 @@
         </w:numPr>
       </w:pPr>
       <w:r>
-        <w:t xml:space="preserve">Crea partite da 2 a 6 giocatori </w:t>
+        <w:t>Gioca subito senza registrazione — modalità ospite disponibile</w:t>
       </w:r>
     </w:p>
     <w:p>
@@ -58,23 +58,7 @@
         </w:numPr>
       </w:pPr>
       <w:r>
-        <w:t xml:space="preserve">Registra ogni mano con un </w:t>
-      </w:r>
-      <w:proofErr w:type="spellStart"/>
-      <w:r>
-        <w:t>tap</w:t>
-      </w:r>
-      <w:proofErr w:type="spellEnd"/>
-      <w:r>
-        <w:t xml:space="preserve">: carte, ori, sette bello, re bello, primiera, scope e </w:t>
-      </w:r>
-      <w:proofErr w:type="spellStart"/>
-      <w:r>
-        <w:t>napoli</w:t>
-      </w:r>
-      <w:proofErr w:type="spellEnd"/>
-      <w:r>
-        <w:t xml:space="preserve"> </w:t>
+        <w:t xml:space="preserve">Crea partite da 2 a 6 giocatori </w:t>
       </w:r>
     </w:p>
     <w:p>
@@ -86,13 +70,21 @@
         </w:numPr>
       </w:pPr>
       <w:r>
-        <w:t xml:space="preserve">Punteggio aggiornato in tempo reale - Storico completo di ogni partita </w:t>
-      </w:r>
-      <w:r>
-        <w:t>–</w:t>
-      </w:r>
-      <w:r>
-        <w:t xml:space="preserve"> </w:t>
+        <w:t xml:space="preserve">Registra ogni mano con un </w:t>
+      </w:r>
+      <w:proofErr w:type="spellStart"/>
+      <w:r>
+        <w:t>tap</w:t>
+      </w:r>
+      <w:proofErr w:type="spellEnd"/>
+      <w:r>
+        <w:t xml:space="preserve">: carte, ori, sette bello, re bello, primiera, scope e </w:t>
+      </w:r>
+      <w:r>
+        <w:t>N</w:t>
+      </w:r>
+      <w:r>
+        <w:t xml:space="preserve">apoli </w:t>
       </w:r>
     </w:p>
     <w:p>
@@ -104,21 +96,7 @@
         </w:numPr>
       </w:pPr>
       <w:r>
-        <w:t xml:space="preserve">Varianti personalizzabili: abilita o disabilita re bello e </w:t>
-      </w:r>
-      <w:proofErr w:type="spellStart"/>
-      <w:r>
-        <w:t>napoli</w:t>
-      </w:r>
-      <w:proofErr w:type="spellEnd"/>
-      <w:r>
-        <w:t xml:space="preserve"> </w:t>
-      </w:r>
-      <w:r>
-        <w:t>–</w:t>
-      </w:r>
-      <w:r>
-        <w:t xml:space="preserve"> </w:t>
+        <w:t>Punteggio aggiornato in tempo reale</w:t>
       </w:r>
     </w:p>
     <w:p>
@@ -130,21 +108,10 @@
         </w:numPr>
       </w:pPr>
       <w:r>
-        <w:t xml:space="preserve">Target punti configurabile </w:t>
-      </w:r>
-    </w:p>
-    <w:p>
-      <w:pPr>
-        <w:ind w:left="45"/>
-      </w:pPr>
-      <w:r>
-        <w:rPr>
-          <w:rFonts w:ascii="Segoe UI Emoji" w:hAnsi="Segoe UI Emoji" w:cs="Segoe UI Emoji"/>
-        </w:rPr>
-        <w:t>👥</w:t>
-      </w:r>
-      <w:r>
-        <w:t xml:space="preserve"> GIOCA CON GLI AMICI </w:t>
+        <w:t>S</w:t>
+      </w:r>
+      <w:r>
+        <w:t>torico completo di ogni partita</w:t>
       </w:r>
     </w:p>
     <w:p>
@@ -156,7 +123,10 @@
         </w:numPr>
       </w:pPr>
       <w:r>
-        <w:t>Crea il tuo account e aggiungi i tuoi amici</w:t>
+        <w:t xml:space="preserve">Varianti personalizzabili: abilita o disabilita re bello </w:t>
+      </w:r>
+      <w:r>
+        <w:t>e Napoli</w:t>
       </w:r>
     </w:p>
     <w:p>
@@ -168,7 +138,21 @@
         </w:numPr>
       </w:pPr>
       <w:r>
-        <w:t xml:space="preserve">Classifica tra amici con vittorie e percentuale di vittoria </w:t>
+        <w:t xml:space="preserve">Target punti configurabile </w:t>
+      </w:r>
+    </w:p>
+    <w:p>
+      <w:pPr>
+        <w:ind w:left="45"/>
+      </w:pPr>
+      <w:r>
+        <w:rPr>
+          <w:rFonts w:ascii="Segoe UI Emoji" w:hAnsi="Segoe UI Emoji" w:cs="Segoe UI Emoji"/>
+        </w:rPr>
+        <w:t>👥</w:t>
+      </w:r>
+      <w:r>
+        <w:t xml:space="preserve"> GIOCA CON GLI AMICI </w:t>
       </w:r>
     </w:p>
     <w:p>
@@ -180,7 +164,15 @@
         </w:numPr>
       </w:pPr>
       <w:r>
-        <w:t xml:space="preserve">Statistiche personali: partite giocate, vinte e perse </w:t>
+        <w:t xml:space="preserve">Registrati per salvare le partite nel </w:t>
+      </w:r>
+      <w:proofErr w:type="spellStart"/>
+      <w:r>
+        <w:t>cloud</w:t>
+      </w:r>
+      <w:proofErr w:type="spellEnd"/>
+      <w:r>
+        <w:t xml:space="preserve"> e sbloccare classifiche e statistiche</w:t>
       </w:r>
     </w:p>
     <w:p>
@@ -192,103 +184,7 @@
         </w:numPr>
       </w:pPr>
       <w:r>
-        <w:t xml:space="preserve">Storico di tutte le partite con data e risultato </w:t>
-      </w:r>
-    </w:p>
-    <w:p>
-      <w:pPr>
-        <w:ind w:left="45"/>
-      </w:pPr>
-      <w:r>
-        <w:rPr>
-          <w:rFonts w:ascii="Segoe UI Emoji" w:hAnsi="Segoe UI Emoji" w:cs="Segoe UI Emoji"/>
-        </w:rPr>
-        <w:t>🏆</w:t>
-      </w:r>
-      <w:r>
-        <w:t xml:space="preserve"> PENSATO PER CHI AMA LA SCOPA </w:t>
-      </w:r>
-      <w:proofErr w:type="spellStart"/>
-      <w:r>
-        <w:t>ScopaScore</w:t>
-      </w:r>
-      <w:proofErr w:type="spellEnd"/>
-      <w:r>
-        <w:t xml:space="preserve"> nasce dall'esigenza reale di avere un segnapunti sempre in tasca, preciso e facile da usare. Niente più discussioni su chi era a quanti punti — tutto tracciato, tutto salvato. Scaricalo gratis e inizia a giocare!</w:t>
-      </w:r>
-    </w:p>
-    <w:p>
-      <w:pPr>
-        <w:ind w:left="45"/>
-      </w:pPr>
-    </w:p>
-    <w:p>
-      <w:proofErr w:type="spellStart"/>
-      <w:r>
-        <w:t>ScopaScore</w:t>
-      </w:r>
-      <w:proofErr w:type="spellEnd"/>
-      <w:r>
-        <w:t xml:space="preserve"> </w:t>
-      </w:r>
-      <w:proofErr w:type="spellStart"/>
-      <w:r>
-        <w:t>is</w:t>
-      </w:r>
-      <w:proofErr w:type="spellEnd"/>
-      <w:r>
-        <w:t xml:space="preserve"> the ultimate score tracker for Scopa, the </w:t>
-      </w:r>
-      <w:proofErr w:type="spellStart"/>
-      <w:r>
-        <w:t>classic</w:t>
-      </w:r>
-      <w:proofErr w:type="spellEnd"/>
-      <w:r>
-        <w:t xml:space="preserve"> </w:t>
-      </w:r>
-      <w:proofErr w:type="spellStart"/>
-      <w:r>
-        <w:t>Italian</w:t>
-      </w:r>
-      <w:proofErr w:type="spellEnd"/>
-      <w:r>
-        <w:t xml:space="preserve"> card game. Keep track of points </w:t>
-      </w:r>
-      <w:proofErr w:type="spellStart"/>
-      <w:r>
-        <w:t>easily</w:t>
-      </w:r>
-      <w:proofErr w:type="spellEnd"/>
-      <w:r>
-        <w:t xml:space="preserve"> </w:t>
-      </w:r>
-      <w:proofErr w:type="spellStart"/>
-      <w:r>
-        <w:t>without</w:t>
-      </w:r>
-      <w:proofErr w:type="spellEnd"/>
-      <w:r>
-        <w:t xml:space="preserve"> </w:t>
-      </w:r>
-      <w:proofErr w:type="spellStart"/>
-      <w:r>
-        <w:t>pen</w:t>
-      </w:r>
-      <w:proofErr w:type="spellEnd"/>
-      <w:r>
-        <w:t xml:space="preserve"> and paper. </w:t>
-      </w:r>
-    </w:p>
-    <w:p>
-      <w:r>
-        <w:rPr>
-          <w:rFonts w:ascii="Segoe UI Emoji" w:hAnsi="Segoe UI Emoji" w:cs="Segoe UI Emoji"/>
-        </w:rPr>
-        <w:t>✅</w:t>
-      </w:r>
-      <w:r>
-        <w:t xml:space="preserve"> KEY FEATURES </w:t>
+        <w:t xml:space="preserve">Classifica tra amici con vittorie e percentuale di vittoria </w:t>
       </w:r>
     </w:p>
     <w:p>
@@ -300,7 +196,7 @@
         </w:numPr>
       </w:pPr>
       <w:r>
-        <w:t>Create games with 2 to 6 players</w:t>
+        <w:t xml:space="preserve">Statistiche personali: partite giocate, vinte e perse </w:t>
       </w:r>
     </w:p>
     <w:p>
@@ -312,35 +208,72 @@
         </w:numPr>
       </w:pPr>
       <w:r>
-        <w:t xml:space="preserve">Record </w:t>
-      </w:r>
-      <w:proofErr w:type="spellStart"/>
-      <w:r>
-        <w:t>each</w:t>
-      </w:r>
-      <w:proofErr w:type="spellEnd"/>
-      <w:r>
-        <w:t xml:space="preserve"> hand with a </w:t>
-      </w:r>
-      <w:proofErr w:type="spellStart"/>
-      <w:r>
-        <w:t>tap</w:t>
-      </w:r>
-      <w:proofErr w:type="spellEnd"/>
-      <w:r>
-        <w:t xml:space="preserve">: cards, </w:t>
-      </w:r>
-      <w:proofErr w:type="spellStart"/>
-      <w:r>
-        <w:t>coins</w:t>
-      </w:r>
-      <w:proofErr w:type="spellEnd"/>
-      <w:r>
-        <w:t xml:space="preserve">, </w:t>
-      </w:r>
-      <w:proofErr w:type="spellStart"/>
-      <w:r>
-        <w:t>seven</w:t>
+        <w:t xml:space="preserve">Storico di tutte le partite con data e risultato </w:t>
+      </w:r>
+    </w:p>
+    <w:p>
+      <w:pPr>
+        <w:ind w:left="45"/>
+      </w:pPr>
+      <w:r>
+        <w:rPr>
+          <w:rFonts w:ascii="Segoe UI Emoji" w:hAnsi="Segoe UI Emoji" w:cs="Segoe UI Emoji"/>
+        </w:rPr>
+        <w:t>🏆</w:t>
+      </w:r>
+      <w:r>
+        <w:t xml:space="preserve"> PENSATO PER CHI AMA LA SCOPA </w:t>
+      </w:r>
+      <w:proofErr w:type="spellStart"/>
+      <w:r>
+        <w:t>ScopaScore</w:t>
+      </w:r>
+      <w:proofErr w:type="spellEnd"/>
+      <w:r>
+        <w:t xml:space="preserve"> nasce dall'esigenza reale di avere un segnapunti sempre in tasca, preciso e facile da usare. Niente più discussioni su chi era a quanti punti — tutto tracciato, tutto salvato. Scaricalo gratis e inizia a giocare!</w:t>
+      </w:r>
+    </w:p>
+    <w:p>
+      <w:pPr>
+        <w:ind w:left="45"/>
+      </w:pPr>
+    </w:p>
+    <w:p>
+      <w:proofErr w:type="spellStart"/>
+      <w:r>
+        <w:t>ScopaScore</w:t>
+      </w:r>
+      <w:proofErr w:type="spellEnd"/>
+      <w:r>
+        <w:t xml:space="preserve"> </w:t>
+      </w:r>
+      <w:proofErr w:type="spellStart"/>
+      <w:r>
+        <w:t>is</w:t>
+      </w:r>
+      <w:proofErr w:type="spellEnd"/>
+      <w:r>
+        <w:t xml:space="preserve"> the ultimate score tracker for Scopa, the </w:t>
+      </w:r>
+      <w:proofErr w:type="spellStart"/>
+      <w:r>
+        <w:t>classic</w:t>
+      </w:r>
+      <w:proofErr w:type="spellEnd"/>
+      <w:r>
+        <w:t xml:space="preserve"> </w:t>
+      </w:r>
+      <w:proofErr w:type="spellStart"/>
+      <w:r>
+        <w:t>Italian</w:t>
+      </w:r>
+      <w:proofErr w:type="spellEnd"/>
+      <w:r>
+        <w:t xml:space="preserve"> card game. Keep </w:t>
+      </w:r>
+      <w:proofErr w:type="spellStart"/>
+      <w:r>
+        <w:t>track</w:t>
       </w:r>
       <w:proofErr w:type="spellEnd"/>
       <w:r>
@@ -348,33 +281,47 @@
       </w:r>
       <w:proofErr w:type="spellStart"/>
       <w:r>
-        <w:t>coins</w:t>
-      </w:r>
-      <w:proofErr w:type="spellEnd"/>
-      <w:r>
-        <w:t xml:space="preserve">, king of </w:t>
-      </w:r>
-      <w:proofErr w:type="spellStart"/>
-      <w:r>
-        <w:t>coins</w:t>
-      </w:r>
-      <w:proofErr w:type="spellEnd"/>
-      <w:r>
-        <w:t xml:space="preserve">, primiera, </w:t>
-      </w:r>
-      <w:proofErr w:type="spellStart"/>
-      <w:r>
-        <w:t>sweeps</w:t>
-      </w:r>
-      <w:proofErr w:type="spellEnd"/>
-      <w:r>
-        <w:t xml:space="preserve"> and Naples </w:t>
-      </w:r>
-      <w:proofErr w:type="spellStart"/>
-      <w:r>
-        <w:t>sequence</w:t>
-      </w:r>
-      <w:proofErr w:type="spellEnd"/>
+        <w:t>points</w:t>
+      </w:r>
+      <w:proofErr w:type="spellEnd"/>
+      <w:r>
+        <w:t xml:space="preserve"> </w:t>
+      </w:r>
+      <w:proofErr w:type="spellStart"/>
+      <w:r>
+        <w:t>easily</w:t>
+      </w:r>
+      <w:proofErr w:type="spellEnd"/>
+      <w:r>
+        <w:t xml:space="preserve"> </w:t>
+      </w:r>
+      <w:proofErr w:type="spellStart"/>
+      <w:r>
+        <w:t>without</w:t>
+      </w:r>
+      <w:proofErr w:type="spellEnd"/>
+      <w:r>
+        <w:t xml:space="preserve"> </w:t>
+      </w:r>
+      <w:proofErr w:type="spellStart"/>
+      <w:r>
+        <w:t>pen</w:t>
+      </w:r>
+      <w:proofErr w:type="spellEnd"/>
+      <w:r>
+        <w:t xml:space="preserve"> and paper. </w:t>
+      </w:r>
+    </w:p>
+    <w:p>
+      <w:r>
+        <w:rPr>
+          <w:rFonts w:ascii="Segoe UI Emoji" w:hAnsi="Segoe UI Emoji" w:cs="Segoe UI Emoji"/>
+        </w:rPr>
+        <w:t>✅</w:t>
+      </w:r>
+      <w:r>
+        <w:t xml:space="preserve"> KEY FEATURES </w:t>
+      </w:r>
     </w:p>
     <w:p>
       <w:pPr>
@@ -385,8 +332,37 @@
         </w:numPr>
       </w:pPr>
       <w:r>
-        <w:t>Real-time score updates</w:t>
-      </w:r>
+        <w:t xml:space="preserve">Play </w:t>
+      </w:r>
+      <w:proofErr w:type="spellStart"/>
+      <w:r>
+        <w:t>instantly</w:t>
+      </w:r>
+      <w:proofErr w:type="spellEnd"/>
+      <w:r>
+        <w:t xml:space="preserve"> </w:t>
+      </w:r>
+      <w:proofErr w:type="spellStart"/>
+      <w:r>
+        <w:t>without</w:t>
+      </w:r>
+      <w:proofErr w:type="spellEnd"/>
+      <w:r>
+        <w:t xml:space="preserve"> </w:t>
+      </w:r>
+      <w:proofErr w:type="spellStart"/>
+      <w:r>
+        <w:t>registration</w:t>
+      </w:r>
+      <w:proofErr w:type="spellEnd"/>
+      <w:r>
+        <w:t xml:space="preserve"> — guest mode </w:t>
+      </w:r>
+      <w:proofErr w:type="spellStart"/>
+      <w:r>
+        <w:t>available</w:t>
+      </w:r>
+      <w:proofErr w:type="spellEnd"/>
     </w:p>
     <w:p>
       <w:pPr>
@@ -397,15 +373,7 @@
         </w:numPr>
       </w:pPr>
       <w:r>
-        <w:t xml:space="preserve">Complete hand history for </w:t>
-      </w:r>
-      <w:proofErr w:type="spellStart"/>
-      <w:r>
-        <w:t>every</w:t>
-      </w:r>
-      <w:proofErr w:type="spellEnd"/>
-      <w:r>
-        <w:t xml:space="preserve"> game</w:t>
+        <w:t>Create games with 2 to 6 players</w:t>
       </w:r>
     </w:p>
     <w:p>
@@ -416,17 +384,28 @@
           <w:numId w:val="1"/>
         </w:numPr>
       </w:pPr>
-      <w:proofErr w:type="spellStart"/>
-      <w:r>
-        <w:t>Customizable</w:t>
-      </w:r>
-      <w:proofErr w:type="spellEnd"/>
-      <w:r>
-        <w:t xml:space="preserve"> </w:t>
-      </w:r>
-      <w:proofErr w:type="spellStart"/>
-      <w:r>
-        <w:t>variants</w:t>
+      <w:r>
+        <w:t xml:space="preserve">Record </w:t>
+      </w:r>
+      <w:proofErr w:type="spellStart"/>
+      <w:r>
+        <w:t>each</w:t>
+      </w:r>
+      <w:proofErr w:type="spellEnd"/>
+      <w:r>
+        <w:t xml:space="preserve"> </w:t>
+      </w:r>
+      <w:proofErr w:type="spellStart"/>
+      <w:r>
+        <w:t>hand</w:t>
+      </w:r>
+      <w:proofErr w:type="spellEnd"/>
+      <w:r>
+        <w:t xml:space="preserve"> with a </w:t>
+      </w:r>
+      <w:proofErr w:type="spellStart"/>
+      <w:r>
+        <w:t>tap</w:t>
       </w:r>
       <w:proofErr w:type="spellEnd"/>
       <w:r>
@@ -434,19 +413,11 @@
       </w:r>
       <w:proofErr w:type="spellStart"/>
       <w:r>
-        <w:t>enable</w:t>
-      </w:r>
-      <w:proofErr w:type="spellEnd"/>
-      <w:r>
-        <w:t xml:space="preserve"> or </w:t>
-      </w:r>
-      <w:proofErr w:type="spellStart"/>
-      <w:r>
-        <w:t>disable</w:t>
-      </w:r>
-      <w:proofErr w:type="spellEnd"/>
-      <w:r>
-        <w:t xml:space="preserve"> king of </w:t>
+        <w:t>cards</w:t>
+      </w:r>
+      <w:proofErr w:type="spellEnd"/>
+      <w:r>
+        <w:t xml:space="preserve">, </w:t>
       </w:r>
       <w:proofErr w:type="spellStart"/>
       <w:r>
@@ -454,7 +425,53 @@
       </w:r>
       <w:proofErr w:type="spellEnd"/>
       <w:r>
-        <w:t xml:space="preserve"> and Naples </w:t>
+        <w:t xml:space="preserve">, </w:t>
+      </w:r>
+      <w:proofErr w:type="spellStart"/>
+      <w:r>
+        <w:t>seven</w:t>
+      </w:r>
+      <w:proofErr w:type="spellEnd"/>
+      <w:r>
+        <w:t xml:space="preserve"> of </w:t>
+      </w:r>
+      <w:proofErr w:type="spellStart"/>
+      <w:r>
+        <w:t>coins</w:t>
+      </w:r>
+      <w:proofErr w:type="spellEnd"/>
+      <w:r>
+        <w:t xml:space="preserve">, </w:t>
+      </w:r>
+      <w:proofErr w:type="spellStart"/>
+      <w:r>
+        <w:t>king</w:t>
+      </w:r>
+      <w:proofErr w:type="spellEnd"/>
+      <w:r>
+        <w:t xml:space="preserve"> of </w:t>
+      </w:r>
+      <w:proofErr w:type="spellStart"/>
+      <w:r>
+        <w:t>coins</w:t>
+      </w:r>
+      <w:proofErr w:type="spellEnd"/>
+      <w:r>
+        <w:t xml:space="preserve">, primiera, </w:t>
+      </w:r>
+      <w:proofErr w:type="spellStart"/>
+      <w:r>
+        <w:t>sweeps</w:t>
+      </w:r>
+      <w:proofErr w:type="spellEnd"/>
+      <w:r>
+        <w:t xml:space="preserve"> and Na</w:t>
+      </w:r>
+      <w:r>
+        <w:t>poli</w:t>
+      </w:r>
+      <w:r>
+        <w:t xml:space="preserve"> </w:t>
       </w:r>
       <w:proofErr w:type="spellStart"/>
       <w:r>
@@ -470,35 +487,8 @@
           <w:numId w:val="1"/>
         </w:numPr>
       </w:pPr>
-      <w:proofErr w:type="spellStart"/>
-      <w:r>
-        <w:t>Configurable</w:t>
-      </w:r>
-      <w:proofErr w:type="spellEnd"/>
-      <w:r>
-        <w:t xml:space="preserve"> </w:t>
-      </w:r>
-      <w:proofErr w:type="spellStart"/>
-      <w:r>
-        <w:t>winning</w:t>
-      </w:r>
-      <w:proofErr w:type="spellEnd"/>
-      <w:r>
-        <w:t xml:space="preserve"> score </w:t>
-      </w:r>
-    </w:p>
-    <w:p>
-      <w:pPr>
-        <w:ind w:left="45"/>
-      </w:pPr>
-      <w:r>
-        <w:rPr>
-          <w:rFonts w:ascii="Segoe UI Emoji" w:hAnsi="Segoe UI Emoji" w:cs="Segoe UI Emoji"/>
-        </w:rPr>
-        <w:t>👥</w:t>
-      </w:r>
-      <w:r>
-        <w:t xml:space="preserve"> PLAY WITH FRIENDS </w:t>
+      <w:r>
+        <w:t>Real-time score updates</w:t>
       </w:r>
     </w:p>
     <w:p>
@@ -510,23 +500,31 @@
         </w:numPr>
       </w:pPr>
       <w:r>
-        <w:t xml:space="preserve">Create </w:t>
-      </w:r>
-      <w:proofErr w:type="spellStart"/>
-      <w:r>
-        <w:t>your</w:t>
-      </w:r>
-      <w:proofErr w:type="spellEnd"/>
-      <w:r>
-        <w:t xml:space="preserve"> account and </w:t>
-      </w:r>
-      <w:proofErr w:type="spellStart"/>
-      <w:r>
-        <w:t>add</w:t>
-      </w:r>
-      <w:proofErr w:type="spellEnd"/>
-      <w:r>
-        <w:t xml:space="preserve"> friends</w:t>
+        <w:t xml:space="preserve">Complete </w:t>
+      </w:r>
+      <w:proofErr w:type="spellStart"/>
+      <w:r>
+        <w:t>hand</w:t>
+      </w:r>
+      <w:proofErr w:type="spellEnd"/>
+      <w:r>
+        <w:t xml:space="preserve"> </w:t>
+      </w:r>
+      <w:proofErr w:type="spellStart"/>
+      <w:r>
+        <w:t>history</w:t>
+      </w:r>
+      <w:proofErr w:type="spellEnd"/>
+      <w:r>
+        <w:t xml:space="preserve"> for </w:t>
+      </w:r>
+      <w:proofErr w:type="spellStart"/>
+      <w:r>
+        <w:t>every</w:t>
+      </w:r>
+      <w:proofErr w:type="spellEnd"/>
+      <w:r>
+        <w:t xml:space="preserve"> game</w:t>
       </w:r>
     </w:p>
     <w:p>
@@ -537,41 +535,65 @@
           <w:numId w:val="1"/>
         </w:numPr>
       </w:pPr>
-      <w:r>
-        <w:t xml:space="preserve">Friends </w:t>
-      </w:r>
-      <w:proofErr w:type="spellStart"/>
-      <w:r>
-        <w:t>leaderboard</w:t>
-      </w:r>
-      <w:proofErr w:type="spellEnd"/>
-      <w:r>
-        <w:t xml:space="preserve"> with </w:t>
-      </w:r>
-      <w:proofErr w:type="spellStart"/>
-      <w:r>
-        <w:t>wins</w:t>
-      </w:r>
-      <w:proofErr w:type="spellEnd"/>
-      <w:r>
-        <w:t xml:space="preserve"> and </w:t>
-      </w:r>
-      <w:proofErr w:type="spellStart"/>
-      <w:r>
-        <w:t>win</w:t>
-      </w:r>
-      <w:proofErr w:type="spellEnd"/>
-      <w:r>
-        <w:t xml:space="preserve"> </w:t>
-      </w:r>
-      <w:proofErr w:type="spellStart"/>
-      <w:r>
-        <w:t>percentage</w:t>
-      </w:r>
-      <w:proofErr w:type="spellEnd"/>
-      <w:r>
-        <w:t xml:space="preserve"> </w:t>
-      </w:r>
+      <w:proofErr w:type="spellStart"/>
+      <w:r>
+        <w:t>Customizable</w:t>
+      </w:r>
+      <w:proofErr w:type="spellEnd"/>
+      <w:r>
+        <w:t xml:space="preserve"> </w:t>
+      </w:r>
+      <w:proofErr w:type="spellStart"/>
+      <w:r>
+        <w:t>variants</w:t>
+      </w:r>
+      <w:proofErr w:type="spellEnd"/>
+      <w:r>
+        <w:t xml:space="preserve">: </w:t>
+      </w:r>
+      <w:proofErr w:type="spellStart"/>
+      <w:r>
+        <w:t>enable</w:t>
+      </w:r>
+      <w:proofErr w:type="spellEnd"/>
+      <w:r>
+        <w:t xml:space="preserve"> or </w:t>
+      </w:r>
+      <w:proofErr w:type="spellStart"/>
+      <w:r>
+        <w:t>disable</w:t>
+      </w:r>
+      <w:proofErr w:type="spellEnd"/>
+      <w:r>
+        <w:t xml:space="preserve"> </w:t>
+      </w:r>
+      <w:proofErr w:type="spellStart"/>
+      <w:r>
+        <w:t>king</w:t>
+      </w:r>
+      <w:proofErr w:type="spellEnd"/>
+      <w:r>
+        <w:t xml:space="preserve"> of </w:t>
+      </w:r>
+      <w:proofErr w:type="spellStart"/>
+      <w:r>
+        <w:t>coins</w:t>
+      </w:r>
+      <w:proofErr w:type="spellEnd"/>
+      <w:r>
+        <w:t xml:space="preserve"> and Nap</w:t>
+      </w:r>
+      <w:r>
+        <w:t>oli</w:t>
+      </w:r>
+      <w:r>
+        <w:t xml:space="preserve"> </w:t>
+      </w:r>
+      <w:proofErr w:type="spellStart"/>
+      <w:r>
+        <w:t>sequence</w:t>
+      </w:r>
+      <w:proofErr w:type="spellEnd"/>
     </w:p>
     <w:p>
       <w:pPr>
@@ -581,32 +603,35 @@
           <w:numId w:val="1"/>
         </w:numPr>
       </w:pPr>
-      <w:r>
-        <w:t xml:space="preserve">Personal </w:t>
-      </w:r>
-      <w:proofErr w:type="spellStart"/>
-      <w:r>
-        <w:t>stats</w:t>
-      </w:r>
-      <w:proofErr w:type="spellEnd"/>
-      <w:r>
-        <w:t xml:space="preserve">: games </w:t>
-      </w:r>
-      <w:proofErr w:type="spellStart"/>
-      <w:r>
-        <w:t>played</w:t>
-      </w:r>
-      <w:proofErr w:type="spellEnd"/>
-      <w:r>
-        <w:t xml:space="preserve">, won and </w:t>
-      </w:r>
-      <w:proofErr w:type="spellStart"/>
-      <w:r>
-        <w:t>lost</w:t>
-      </w:r>
-      <w:proofErr w:type="spellEnd"/>
-      <w:r>
-        <w:t xml:space="preserve"> </w:t>
+      <w:proofErr w:type="spellStart"/>
+      <w:r>
+        <w:t>Configurable</w:t>
+      </w:r>
+      <w:proofErr w:type="spellEnd"/>
+      <w:r>
+        <w:t xml:space="preserve"> </w:t>
+      </w:r>
+      <w:proofErr w:type="spellStart"/>
+      <w:r>
+        <w:t>winning</w:t>
+      </w:r>
+      <w:proofErr w:type="spellEnd"/>
+      <w:r>
+        <w:t xml:space="preserve"> score </w:t>
+      </w:r>
+    </w:p>
+    <w:p>
+      <w:pPr>
+        <w:ind w:left="45"/>
+      </w:pPr>
+      <w:r>
+        <w:rPr>
+          <w:rFonts w:ascii="Segoe UI Emoji" w:hAnsi="Segoe UI Emoji" w:cs="Segoe UI Emoji"/>
+        </w:rPr>
+        <w:t>👥</w:t>
+      </w:r>
+      <w:r>
+        <w:t xml:space="preserve"> PLAY WITH FRIENDS </w:t>
       </w:r>
     </w:p>
     <w:p>
@@ -617,6 +642,158 @@
           <w:numId w:val="1"/>
         </w:numPr>
       </w:pPr>
+      <w:proofErr w:type="spellStart"/>
+      <w:r>
+        <w:t>Sign</w:t>
+      </w:r>
+      <w:proofErr w:type="spellEnd"/>
+      <w:r>
+        <w:t xml:space="preserve"> up to </w:t>
+      </w:r>
+      <w:proofErr w:type="spellStart"/>
+      <w:r>
+        <w:t>save</w:t>
+      </w:r>
+      <w:proofErr w:type="spellEnd"/>
+      <w:r>
+        <w:t xml:space="preserve"> </w:t>
+      </w:r>
+      <w:proofErr w:type="spellStart"/>
+      <w:r>
+        <w:t>your</w:t>
+      </w:r>
+      <w:proofErr w:type="spellEnd"/>
+      <w:r>
+        <w:t xml:space="preserve"> games in the </w:t>
+      </w:r>
+      <w:proofErr w:type="spellStart"/>
+      <w:r>
+        <w:t>cloud</w:t>
+      </w:r>
+      <w:proofErr w:type="spellEnd"/>
+      <w:r>
+        <w:t xml:space="preserve"> and </w:t>
+      </w:r>
+      <w:proofErr w:type="spellStart"/>
+      <w:r>
+        <w:t>unlock</w:t>
+      </w:r>
+      <w:proofErr w:type="spellEnd"/>
+      <w:r>
+        <w:t xml:space="preserve"> </w:t>
+      </w:r>
+      <w:proofErr w:type="spellStart"/>
+      <w:r>
+        <w:t>leaderboards</w:t>
+      </w:r>
+      <w:proofErr w:type="spellEnd"/>
+      <w:r>
+        <w:t xml:space="preserve"> and </w:t>
+      </w:r>
+      <w:proofErr w:type="spellStart"/>
+      <w:r>
+        <w:t>statistics</w:t>
+      </w:r>
+      <w:proofErr w:type="spellEnd"/>
+    </w:p>
+    <w:p>
+      <w:pPr>
+        <w:pStyle w:val="Paragrafoelenco"/>
+        <w:numPr>
+          <w:ilvl w:val="0"/>
+          <w:numId w:val="1"/>
+        </w:numPr>
+      </w:pPr>
+      <w:bookmarkStart w:id="0" w:name="_GoBack"/>
+      <w:bookmarkEnd w:id="0"/>
+      <w:r>
+        <w:t xml:space="preserve">Friends </w:t>
+      </w:r>
+      <w:proofErr w:type="spellStart"/>
+      <w:r>
+        <w:t>leaderboard</w:t>
+      </w:r>
+      <w:proofErr w:type="spellEnd"/>
+      <w:r>
+        <w:t xml:space="preserve"> with </w:t>
+      </w:r>
+      <w:proofErr w:type="spellStart"/>
+      <w:r>
+        <w:t>wins</w:t>
+      </w:r>
+      <w:proofErr w:type="spellEnd"/>
+      <w:r>
+        <w:t xml:space="preserve"> and </w:t>
+      </w:r>
+      <w:proofErr w:type="spellStart"/>
+      <w:r>
+        <w:t>win</w:t>
+      </w:r>
+      <w:proofErr w:type="spellEnd"/>
+      <w:r>
+        <w:t xml:space="preserve"> </w:t>
+      </w:r>
+      <w:proofErr w:type="spellStart"/>
+      <w:r>
+        <w:t>percentage</w:t>
+      </w:r>
+      <w:proofErr w:type="spellEnd"/>
+      <w:r>
+        <w:t xml:space="preserve"> </w:t>
+      </w:r>
+    </w:p>
+    <w:p>
+      <w:pPr>
+        <w:pStyle w:val="Paragrafoelenco"/>
+        <w:numPr>
+          <w:ilvl w:val="0"/>
+          <w:numId w:val="1"/>
+        </w:numPr>
+      </w:pPr>
+      <w:r>
+        <w:t xml:space="preserve">Personal </w:t>
+      </w:r>
+      <w:proofErr w:type="spellStart"/>
+      <w:r>
+        <w:t>stats</w:t>
+      </w:r>
+      <w:proofErr w:type="spellEnd"/>
+      <w:r>
+        <w:t xml:space="preserve">: games </w:t>
+      </w:r>
+      <w:proofErr w:type="spellStart"/>
+      <w:r>
+        <w:t>played</w:t>
+      </w:r>
+      <w:proofErr w:type="spellEnd"/>
+      <w:r>
+        <w:t xml:space="preserve">, </w:t>
+      </w:r>
+      <w:proofErr w:type="spellStart"/>
+      <w:r>
+        <w:t>won</w:t>
+      </w:r>
+      <w:proofErr w:type="spellEnd"/>
+      <w:r>
+        <w:t xml:space="preserve"> and </w:t>
+      </w:r>
+      <w:proofErr w:type="spellStart"/>
+      <w:r>
+        <w:t>lost</w:t>
+      </w:r>
+      <w:proofErr w:type="spellEnd"/>
+      <w:r>
+        <w:t xml:space="preserve"> </w:t>
+      </w:r>
+    </w:p>
+    <w:p>
+      <w:pPr>
+        <w:pStyle w:val="Paragrafoelenco"/>
+        <w:numPr>
+          <w:ilvl w:val="0"/>
+          <w:numId w:val="1"/>
+        </w:numPr>
+      </w:pPr>
       <w:r>
         <w:t xml:space="preserve">Full game history with date and </w:t>
       </w:r>
@@ -637,7 +814,6 @@
         <w:rPr>
           <w:rFonts w:ascii="Segoe UI Emoji" w:hAnsi="Segoe UI Emoji" w:cs="Segoe UI Emoji"/>
         </w:rPr>
-        <w:lastRenderedPageBreak/>
         <w:t>🏆</w:t>
       </w:r>
       <w:r>
@@ -705,7 +881,15 @@
       </w:r>
       <w:proofErr w:type="spellEnd"/>
       <w:r>
-        <w:t xml:space="preserve"> score tracker in </w:t>
+        <w:t xml:space="preserve"> score </w:t>
+      </w:r>
+      <w:proofErr w:type="spellStart"/>
+      <w:r>
+        <w:t>tracker</w:t>
+      </w:r>
+      <w:proofErr w:type="spellEnd"/>
+      <w:r>
+        <w:t xml:space="preserve"> in </w:t>
       </w:r>
       <w:proofErr w:type="spellStart"/>
       <w:r>
@@ -713,15 +897,7 @@
       </w:r>
       <w:proofErr w:type="spellEnd"/>
       <w:r>
-        <w:t xml:space="preserve"> pocket. </w:t>
-      </w:r>
-      <w:proofErr w:type="gramStart"/>
-      <w:r>
-        <w:t>No</w:t>
-      </w:r>
-      <w:proofErr w:type="gramEnd"/>
-      <w:r>
-        <w:t xml:space="preserve"> more </w:t>
+        <w:t xml:space="preserve"> pocket. No more </w:t>
       </w:r>
       <w:proofErr w:type="spellStart"/>
       <w:r>
@@ -769,7 +945,15 @@
       </w:r>
       <w:proofErr w:type="spellEnd"/>
       <w:r>
-        <w:t xml:space="preserve"> points — </w:t>
+        <w:t xml:space="preserve"> </w:t>
+      </w:r>
+      <w:proofErr w:type="spellStart"/>
+      <w:r>
+        <w:t>points</w:t>
+      </w:r>
+      <w:proofErr w:type="spellEnd"/>
+      <w:r>
+        <w:t xml:space="preserve"> — </w:t>
       </w:r>
       <w:proofErr w:type="spellStart"/>
       <w:r>
@@ -814,7 +998,7 @@
     </w:p>
     <w:sectPr>
       <w:pgSz w:w="11906" w:h="16838"/>
-      <w:pgMar w:top="1417" w:right="1134" w:bottom="1134" w:left="1134" w:header="708" w:footer="708" w:gutter="0"/>
+      <w:pgMar w:top="720" w:right="720" w:bottom="720" w:left="720" w:header="708" w:footer="708" w:gutter="0"/>
       <w:cols w:space="708"/>
       <w:docGrid w:linePitch="360"/>
     </w:sectPr>
@@ -823,7 +1007,7 @@
 </file>
 
 <file path=word/numbering.xml><?xml version="1.0" encoding="utf-8"?>
-<w:numbering xmlns:wpc="http://schemas.microsoft.com/office/word/2010/wordprocessingCanvas" xmlns:cx="http://schemas.microsoft.com/office/drawing/2014/chartex" xmlns:cx1="http://schemas.microsoft.com/office/drawing/2015/9/8/chartex" xmlns:cx2="http://schemas.microsoft.com/office/drawing/2015/10/21/chartex" xmlns:cx3="http://schemas.microsoft.com/office/drawing/2016/5/9/chartex" xmlns:cx4="http://schemas.microsoft.com/office/drawing/2016/5/10/chartex" xmlns:cx5="http://schemas.microsoft.com/office/drawing/2016/5/11/chartex" xmlns:cx6="http://schemas.microsoft.com/office/drawing/2016/5/12/chartex" xmlns:cx7="http://schemas.microsoft.com/office/drawing/2016/5/13/chartex" xmlns:cx8="http://schemas.microsoft.com/office/drawing/2016/5/14/chartex" xmlns:mc="http://schemas.openxmlformats.org/markup-compatibility/2006" xmlns:aink="http://schemas.microsoft.com/office/drawing/2016/ink" xmlns:am3d="http://schemas.microsoft.com/office/drawing/2017/model3d" xmlns:o="urn:schemas-microsoft-com:office:office" xmlns:oel="http://schemas.microsoft.com/office/2019/extlst" xmlns:r="http://schemas.openxmlformats.org/officeDocument/2006/relationships" xmlns:m="http://schemas.openxmlformats.org/officeDocument/2006/math" xmlns:v="urn:schemas-microsoft-com:vml" xmlns:wp14="http://schemas.microsoft.com/office/word/2010/wordprocessingDrawing" xmlns:wp="http://schemas.openxmlformats.org/drawingml/2006/wordprocessingDrawing" xmlns:w10="urn:schemas-microsoft-com:office:word" xmlns:w="http://schemas.openxmlformats.org/wordprocessingml/2006/main" xmlns:w14="http://schemas.microsoft.com/office/word/2010/wordml" xmlns:w15="http://schemas.microsoft.com/office/word/2012/wordml" xmlns:w16cex="http://schemas.microsoft.com/office/word/2018/wordml/cex" xmlns:w16cid="http://schemas.microsoft.com/office/word/2016/wordml/cid" xmlns:w16="http://schemas.microsoft.com/office/word/2018/wordml" xmlns:w16du="http://schemas.microsoft.com/office/word/2023/wordml/word16du" xmlns:w16sdtdh="http://schemas.microsoft.com/office/word/2020/wordml/sdtdatahash" xmlns:w16sdtfl="http://schemas.microsoft.com/office/word/2024/wordml/sdtformatlock" xmlns:w16se="http://schemas.microsoft.com/office/word/2015/wordml/symex" xmlns:wpg="http://schemas.microsoft.com/office/word/2010/wordprocessingGroup" xmlns:wpi="http://schemas.microsoft.com/office/word/2010/wordprocessingInk" xmlns:wne="http://schemas.microsoft.com/office/word/2006/wordml" xmlns:wps="http://schemas.microsoft.com/office/word/2010/wordprocessingShape" mc:Ignorable="w14 w15 w16se w16cid w16 w16cex w16sdtdh w16sdtfl w16du wp14">
+<w:numbering xmlns:wpc="http://schemas.microsoft.com/office/word/2010/wordprocessingCanvas" xmlns:cx="http://schemas.microsoft.com/office/drawing/2014/chartex" xmlns:cx1="http://schemas.microsoft.com/office/drawing/2015/9/8/chartex" xmlns:mc="http://schemas.openxmlformats.org/markup-compatibility/2006" xmlns:o="urn:schemas-microsoft-com:office:office" xmlns:r="http://schemas.openxmlformats.org/officeDocument/2006/relationships" xmlns:m="http://schemas.openxmlformats.org/officeDocument/2006/math" xmlns:v="urn:schemas-microsoft-com:vml" xmlns:wp14="http://schemas.microsoft.com/office/word/2010/wordprocessingDrawing" xmlns:wp="http://schemas.openxmlformats.org/drawingml/2006/wordprocessingDrawing" xmlns:w10="urn:schemas-microsoft-com:office:word" xmlns:w="http://schemas.openxmlformats.org/wordprocessingml/2006/main" xmlns:w14="http://schemas.microsoft.com/office/word/2010/wordml" xmlns:w15="http://schemas.microsoft.com/office/word/2012/wordml" xmlns:w16se="http://schemas.microsoft.com/office/word/2015/wordml/symex" xmlns:wpg="http://schemas.microsoft.com/office/word/2010/wordprocessingGroup" xmlns:wpi="http://schemas.microsoft.com/office/word/2010/wordprocessingInk" xmlns:wne="http://schemas.microsoft.com/office/word/2006/wordml" xmlns:wps="http://schemas.microsoft.com/office/word/2010/wordprocessingShape" mc:Ignorable="w14 w15 w16se wp14">
   <w:abstractNum w:abstractNumId="0" w15:restartNumberingAfterBreak="0">
     <w:nsid w:val="164102CF"/>
     <w:multiLevelType w:val="hybridMultilevel"/>
@@ -937,14 +1121,14 @@
       </w:rPr>
     </w:lvl>
   </w:abstractNum>
-  <w:num w:numId="1" w16cid:durableId="2113356282">
+  <w:num w:numId="1">
     <w:abstractNumId w:val="0"/>
   </w:num>
 </w:numbering>
 </file>
 
 <file path=word/styles.xml><?xml version="1.0" encoding="utf-8"?>
-<w:styles xmlns:mc="http://schemas.openxmlformats.org/markup-compatibility/2006" xmlns:r="http://schemas.openxmlformats.org/officeDocument/2006/relationships" xmlns:w="http://schemas.openxmlformats.org/wordprocessingml/2006/main" xmlns:w14="http://schemas.microsoft.com/office/word/2010/wordml" xmlns:w15="http://schemas.microsoft.com/office/word/2012/wordml" xmlns:w16cex="http://schemas.microsoft.com/office/word/2018/wordml/cex" xmlns:w16cid="http://schemas.microsoft.com/office/word/2016/wordml/cid" xmlns:w16="http://schemas.microsoft.com/office/word/2018/wordml" xmlns:w16du="http://schemas.microsoft.com/office/word/2023/wordml/word16du" xmlns:w16sdtdh="http://schemas.microsoft.com/office/word/2020/wordml/sdtdatahash" xmlns:w16sdtfl="http://schemas.microsoft.com/office/word/2024/wordml/sdtformatlock" xmlns:w16se="http://schemas.microsoft.com/office/word/2015/wordml/symex" mc:Ignorable="w14 w15 w16se w16cid w16 w16cex w16sdtdh w16sdtfl w16du">
+<w:styles xmlns:mc="http://schemas.openxmlformats.org/markup-compatibility/2006" xmlns:r="http://schemas.openxmlformats.org/officeDocument/2006/relationships" xmlns:w="http://schemas.openxmlformats.org/wordprocessingml/2006/main" xmlns:w14="http://schemas.microsoft.com/office/word/2010/wordml" xmlns:w15="http://schemas.microsoft.com/office/word/2012/wordml" xmlns:w16se="http://schemas.microsoft.com/office/word/2015/wordml/symex" mc:Ignorable="w14 w15 w16se">
   <w:docDefaults>
     <w:rPrDefault>
       <w:rPr>
@@ -962,7 +1146,7 @@
       </w:pPr>
     </w:pPrDefault>
   </w:docDefaults>
-  <w:latentStyles w:defLockedState="0" w:defUIPriority="99" w:defSemiHidden="0" w:defUnhideWhenUsed="0" w:defQFormat="0" w:count="376">
+  <w:latentStyles w:defLockedState="0" w:defUIPriority="99" w:defSemiHidden="0" w:defUnhideWhenUsed="0" w:defQFormat="0" w:count="371">
     <w:lsdException w:name="Normal" w:uiPriority="0" w:qFormat="1"/>
     <w:lsdException w:name="heading 1" w:uiPriority="9" w:qFormat="1"/>
     <w:lsdException w:name="heading 2" w:semiHidden="1" w:uiPriority="9" w:unhideWhenUsed="1" w:qFormat="1"/>
@@ -1334,11 +1518,6 @@
     <w:lsdException w:name="List Table 5 Dark Accent 6" w:uiPriority="50"/>
     <w:lsdException w:name="List Table 6 Colorful Accent 6" w:uiPriority="51"/>
     <w:lsdException w:name="List Table 7 Colorful Accent 6" w:uiPriority="52"/>
-    <w:lsdException w:name="Mention" w:semiHidden="1" w:unhideWhenUsed="1"/>
-    <w:lsdException w:name="Smart Hyperlink" w:semiHidden="1" w:unhideWhenUsed="1"/>
-    <w:lsdException w:name="Hashtag" w:semiHidden="1" w:unhideWhenUsed="1"/>
-    <w:lsdException w:name="Unresolved Mention" w:semiHidden="1" w:unhideWhenUsed="1"/>
-    <w:lsdException w:name="Smart Link" w:semiHidden="1" w:unhideWhenUsed="1"/>
   </w:latentStyles>
   <w:style w:type="paragraph" w:default="1" w:styleId="Normale">
     <w:name w:val="Normal"/>
@@ -1546,6 +1725,7 @@
   <w:style w:type="character" w:default="1" w:styleId="Carpredefinitoparagrafo">
     <w:name w:val="Default Paragraph Font"/>
     <w:uiPriority w:val="1"/>
+    <w:semiHidden/>
     <w:unhideWhenUsed/>
   </w:style>
   <w:style w:type="table" w:default="1" w:styleId="Tabellanormale">
